--- a/22029843_report.docx
+++ b/22029843_report.docx
@@ -530,7 +530,7 @@
           <w:szCs w:val="56"/>
         </w:rPr>
       </w:pPr>
-      <w:bookmarkStart w:id="0" w:name="_Toc226131539"/>
+      <w:bookmarkStart w:id="0" w:name="_Toc226132080"/>
       <w:r>
         <w:rPr>
           <w:sz w:val="56"/>
@@ -615,7 +615,7 @@
         <w:pStyle w:val="Heading1"/>
         <w:jc w:val="center"/>
       </w:pPr>
-      <w:bookmarkStart w:id="1" w:name="_Toc226131540"/>
+      <w:bookmarkStart w:id="1" w:name="_Toc226132081"/>
       <w:r>
         <w:t>Acknowledgements</w:t>
       </w:r>
@@ -950,7 +950,7 @@
       </w:pPr>
     </w:p>
     <w:p/>
-    <w:bookmarkStart w:id="2" w:name="_Toc226131541" w:displacedByCustomXml="next"/>
+    <w:bookmarkStart w:id="2" w:name="_Toc226132082" w:displacedByCustomXml="next"/>
     <w:sdt>
       <w:sdtPr>
         <w:rPr>
@@ -980,6 +980,9 @@
         <w:p>
           <w:pPr>
             <w:pStyle w:val="Heading1"/>
+            <w:tabs>
+              <w:tab w:val="right" w:pos="9026"/>
+            </w:tabs>
             <w:rPr>
               <w:rFonts w:eastAsiaTheme="minorHAnsi"/>
               <w:sz w:val="32"/>
@@ -995,6 +998,14 @@
             <w:t>Table of Contents</w:t>
           </w:r>
           <w:bookmarkEnd w:id="2"/>
+          <w:r>
+            <w:rPr>
+              <w:rFonts w:eastAsiaTheme="minorHAnsi"/>
+              <w:sz w:val="32"/>
+              <w:szCs w:val="32"/>
+            </w:rPr>
+            <w:tab/>
+          </w:r>
         </w:p>
         <w:p>
           <w:pPr>
@@ -1042,7 +1053,7 @@
             </w:rPr>
             <w:fldChar w:fldCharType="separate"/>
           </w:r>
-          <w:hyperlink w:anchor="_Toc226131539" w:history="1">
+          <w:hyperlink w:anchor="_Toc226132080" w:history="1">
             <w:r>
               <w:rPr>
                 <w:rStyle w:val="Hyperlink"/>
@@ -1069,7 +1080,7 @@
                 <w:noProof/>
                 <w:webHidden/>
               </w:rPr>
-              <w:instrText xml:space="preserve"> PAGEREF _Toc226131539 \h </w:instrText>
+              <w:instrText xml:space="preserve"> PAGEREF _Toc226132080 \h </w:instrText>
             </w:r>
             <w:r>
               <w:rPr>
@@ -1116,7 +1127,7 @@
               <w14:ligatures w14:val="standardContextual"/>
             </w:rPr>
           </w:pPr>
-          <w:hyperlink w:anchor="_Toc226131540" w:history="1">
+          <w:hyperlink w:anchor="_Toc226132081" w:history="1">
             <w:r>
               <w:rPr>
                 <w:rStyle w:val="Hyperlink"/>
@@ -1143,7 +1154,7 @@
                 <w:noProof/>
                 <w:webHidden/>
               </w:rPr>
-              <w:instrText xml:space="preserve"> PAGEREF _Toc226131540 \h </w:instrText>
+              <w:instrText xml:space="preserve"> PAGEREF _Toc226132081 \h </w:instrText>
             </w:r>
             <w:r>
               <w:rPr>
@@ -1190,7 +1201,7 @@
               <w14:ligatures w14:val="standardContextual"/>
             </w:rPr>
           </w:pPr>
-          <w:hyperlink w:anchor="_Toc226131541" w:history="1">
+          <w:hyperlink w:anchor="_Toc226132082" w:history="1">
             <w:r>
               <w:rPr>
                 <w:rStyle w:val="Hyperlink"/>
@@ -1217,7 +1228,7 @@
                 <w:noProof/>
                 <w:webHidden/>
               </w:rPr>
-              <w:instrText xml:space="preserve"> PAGEREF _Toc226131541 \h </w:instrText>
+              <w:instrText xml:space="preserve"> PAGEREF _Toc226132082 \h </w:instrText>
             </w:r>
             <w:r>
               <w:rPr>
@@ -1264,7 +1275,7 @@
               <w14:ligatures w14:val="standardContextual"/>
             </w:rPr>
           </w:pPr>
-          <w:hyperlink w:anchor="_Toc226131542" w:history="1">
+          <w:hyperlink w:anchor="_Toc226132083" w:history="1">
             <w:r>
               <w:rPr>
                 <w:rStyle w:val="Hyperlink"/>
@@ -1291,7 +1302,7 @@
                 <w:noProof/>
                 <w:webHidden/>
               </w:rPr>
-              <w:instrText xml:space="preserve"> PAGEREF _Toc226131542 \h </w:instrText>
+              <w:instrText xml:space="preserve"> PAGEREF _Toc226132083 \h </w:instrText>
             </w:r>
             <w:r>
               <w:rPr>
@@ -1338,7 +1349,7 @@
               <w14:ligatures w14:val="standardContextual"/>
             </w:rPr>
           </w:pPr>
-          <w:hyperlink w:anchor="_Toc226131543" w:history="1">
+          <w:hyperlink w:anchor="_Toc226132084" w:history="1">
             <w:r>
               <w:rPr>
                 <w:rStyle w:val="Hyperlink"/>
@@ -1365,7 +1376,7 @@
                 <w:noProof/>
                 <w:webHidden/>
               </w:rPr>
-              <w:instrText xml:space="preserve"> PAGEREF _Toc226131543 \h </w:instrText>
+              <w:instrText xml:space="preserve"> PAGEREF _Toc226132084 \h </w:instrText>
             </w:r>
             <w:r>
               <w:rPr>
@@ -1412,7 +1423,7 @@
               <w14:ligatures w14:val="standardContextual"/>
             </w:rPr>
           </w:pPr>
-          <w:hyperlink w:anchor="_Toc226131544" w:history="1">
+          <w:hyperlink w:anchor="_Toc226132085" w:history="1">
             <w:r>
               <w:rPr>
                 <w:rStyle w:val="Hyperlink"/>
@@ -1439,7 +1450,7 @@
                 <w:noProof/>
                 <w:webHidden/>
               </w:rPr>
-              <w:instrText xml:space="preserve"> PAGEREF _Toc226131544 \h </w:instrText>
+              <w:instrText xml:space="preserve"> PAGEREF _Toc226132085 \h </w:instrText>
             </w:r>
             <w:r>
               <w:rPr>
@@ -1486,7 +1497,7 @@
               <w14:ligatures w14:val="standardContextual"/>
             </w:rPr>
           </w:pPr>
-          <w:hyperlink w:anchor="_Toc226131545" w:history="1">
+          <w:hyperlink w:anchor="_Toc226132086" w:history="1">
             <w:r>
               <w:rPr>
                 <w:rStyle w:val="Hyperlink"/>
@@ -1513,7 +1524,7 @@
                 <w:noProof/>
                 <w:webHidden/>
               </w:rPr>
-              <w:instrText xml:space="preserve"> PAGEREF _Toc226131545 \h </w:instrText>
+              <w:instrText xml:space="preserve"> PAGEREF _Toc226132086 \h </w:instrText>
             </w:r>
             <w:r>
               <w:rPr>
@@ -1560,7 +1571,7 @@
               <w14:ligatures w14:val="standardContextual"/>
             </w:rPr>
           </w:pPr>
-          <w:hyperlink w:anchor="_Toc226131546" w:history="1">
+          <w:hyperlink w:anchor="_Toc226132087" w:history="1">
             <w:r>
               <w:rPr>
                 <w:rStyle w:val="Hyperlink"/>
@@ -1587,7 +1598,7 @@
                 <w:noProof/>
                 <w:webHidden/>
               </w:rPr>
-              <w:instrText xml:space="preserve"> PAGEREF _Toc226131546 \h </w:instrText>
+              <w:instrText xml:space="preserve"> PAGEREF _Toc226132087 \h </w:instrText>
             </w:r>
             <w:r>
               <w:rPr>
@@ -1634,7 +1645,7 @@
               <w14:ligatures w14:val="standardContextual"/>
             </w:rPr>
           </w:pPr>
-          <w:hyperlink w:anchor="_Toc226131547" w:history="1">
+          <w:hyperlink w:anchor="_Toc226132088" w:history="1">
             <w:r>
               <w:rPr>
                 <w:rStyle w:val="Hyperlink"/>
@@ -1661,7 +1672,7 @@
                 <w:noProof/>
                 <w:webHidden/>
               </w:rPr>
-              <w:instrText xml:space="preserve"> PAGEREF _Toc226131547 \h </w:instrText>
+              <w:instrText xml:space="preserve"> PAGEREF _Toc226132088 \h </w:instrText>
             </w:r>
             <w:r>
               <w:rPr>
@@ -1681,7 +1692,7 @@
                 <w:noProof/>
                 <w:webHidden/>
               </w:rPr>
-              <w:t>1</w:t>
+              <w:t>8</w:t>
             </w:r>
             <w:r>
               <w:rPr>
@@ -1709,7 +1720,7 @@
               <w14:ligatures w14:val="standardContextual"/>
             </w:rPr>
           </w:pPr>
-          <w:hyperlink w:anchor="_Toc226131548" w:history="1">
+          <w:hyperlink w:anchor="_Toc226132089" w:history="1">
             <w:r>
               <w:rPr>
                 <w:rStyle w:val="Hyperlink"/>
@@ -1755,7 +1766,7 @@
                 <w:noProof/>
                 <w:webHidden/>
               </w:rPr>
-              <w:instrText xml:space="preserve"> PAGEREF _Toc226131548 \h </w:instrText>
+              <w:instrText xml:space="preserve"> PAGEREF _Toc226132089 \h </w:instrText>
             </w:r>
             <w:r>
               <w:rPr>
@@ -1775,7 +1786,7 @@
                 <w:noProof/>
                 <w:webHidden/>
               </w:rPr>
-              <w:t>1</w:t>
+              <w:t>8</w:t>
             </w:r>
             <w:r>
               <w:rPr>
@@ -1802,7 +1813,7 @@
               <w14:ligatures w14:val="standardContextual"/>
             </w:rPr>
           </w:pPr>
-          <w:hyperlink w:anchor="_Toc226131549" w:history="1">
+          <w:hyperlink w:anchor="_Toc226132090" w:history="1">
             <w:r>
               <w:rPr>
                 <w:rStyle w:val="Hyperlink"/>
@@ -1829,7 +1840,7 @@
                 <w:noProof/>
                 <w:webHidden/>
               </w:rPr>
-              <w:instrText xml:space="preserve"> PAGEREF _Toc226131549 \h </w:instrText>
+              <w:instrText xml:space="preserve"> PAGEREF _Toc226132090 \h </w:instrText>
             </w:r>
             <w:r>
               <w:rPr>
@@ -1849,7 +1860,7 @@
                 <w:noProof/>
                 <w:webHidden/>
               </w:rPr>
-              <w:t>1</w:t>
+              <w:t>8</w:t>
             </w:r>
             <w:r>
               <w:rPr>
@@ -1876,7 +1887,7 @@
               <w14:ligatures w14:val="standardContextual"/>
             </w:rPr>
           </w:pPr>
-          <w:hyperlink w:anchor="_Toc226131550" w:history="1">
+          <w:hyperlink w:anchor="_Toc226132091" w:history="1">
             <w:r>
               <w:rPr>
                 <w:rStyle w:val="Hyperlink"/>
@@ -1905,7 +1916,7 @@
                 <w:noProof/>
                 <w:webHidden/>
               </w:rPr>
-              <w:instrText xml:space="preserve"> PAGEREF _Toc226131550 \h </w:instrText>
+              <w:instrText xml:space="preserve"> PAGEREF _Toc226132091 \h </w:instrText>
             </w:r>
             <w:r>
               <w:rPr>
@@ -1925,7 +1936,7 @@
                 <w:noProof/>
                 <w:webHidden/>
               </w:rPr>
-              <w:t>1</w:t>
+              <w:t>8</w:t>
             </w:r>
             <w:r>
               <w:rPr>
@@ -1952,7 +1963,7 @@
               <w14:ligatures w14:val="standardContextual"/>
             </w:rPr>
           </w:pPr>
-          <w:hyperlink w:anchor="_Toc226131551" w:history="1">
+          <w:hyperlink w:anchor="_Toc226132092" w:history="1">
             <w:r>
               <w:rPr>
                 <w:rStyle w:val="Hyperlink"/>
@@ -1981,7 +1992,7 @@
                 <w:noProof/>
                 <w:webHidden/>
               </w:rPr>
-              <w:instrText xml:space="preserve"> PAGEREF _Toc226131551 \h </w:instrText>
+              <w:instrText xml:space="preserve"> PAGEREF _Toc226132092 \h </w:instrText>
             </w:r>
             <w:r>
               <w:rPr>
@@ -2001,7 +2012,7 @@
                 <w:noProof/>
                 <w:webHidden/>
               </w:rPr>
-              <w:t>2</w:t>
+              <w:t>9</w:t>
             </w:r>
             <w:r>
               <w:rPr>
@@ -2028,7 +2039,7 @@
               <w14:ligatures w14:val="standardContextual"/>
             </w:rPr>
           </w:pPr>
-          <w:hyperlink w:anchor="_Toc226131552" w:history="1">
+          <w:hyperlink w:anchor="_Toc226132093" w:history="1">
             <w:r>
               <w:rPr>
                 <w:rStyle w:val="Hyperlink"/>
@@ -2055,7 +2066,7 @@
                 <w:noProof/>
                 <w:webHidden/>
               </w:rPr>
-              <w:instrText xml:space="preserve"> PAGEREF _Toc226131552 \h </w:instrText>
+              <w:instrText xml:space="preserve"> PAGEREF _Toc226132093 \h </w:instrText>
             </w:r>
             <w:r>
               <w:rPr>
@@ -2075,7 +2086,7 @@
                 <w:noProof/>
                 <w:webHidden/>
               </w:rPr>
-              <w:t>3</w:t>
+              <w:t>10</w:t>
             </w:r>
             <w:r>
               <w:rPr>
@@ -2102,7 +2113,7 @@
               <w14:ligatures w14:val="standardContextual"/>
             </w:rPr>
           </w:pPr>
-          <w:hyperlink w:anchor="_Toc226131553" w:history="1">
+          <w:hyperlink w:anchor="_Toc226132094" w:history="1">
             <w:r>
               <w:rPr>
                 <w:rStyle w:val="Hyperlink"/>
@@ -2129,7 +2140,7 @@
                 <w:noProof/>
                 <w:webHidden/>
               </w:rPr>
-              <w:instrText xml:space="preserve"> PAGEREF _Toc226131553 \h </w:instrText>
+              <w:instrText xml:space="preserve"> PAGEREF _Toc226132094 \h </w:instrText>
             </w:r>
             <w:r>
               <w:rPr>
@@ -2149,7 +2160,7 @@
                 <w:noProof/>
                 <w:webHidden/>
               </w:rPr>
-              <w:t>3</w:t>
+              <w:t>10</w:t>
             </w:r>
             <w:r>
               <w:rPr>
@@ -2176,7 +2187,7 @@
               <w14:ligatures w14:val="standardContextual"/>
             </w:rPr>
           </w:pPr>
-          <w:hyperlink w:anchor="_Toc226131554" w:history="1">
+          <w:hyperlink w:anchor="_Toc226132095" w:history="1">
             <w:r>
               <w:rPr>
                 <w:rStyle w:val="Hyperlink"/>
@@ -2204,7 +2215,7 @@
                 <w:noProof/>
                 <w:webHidden/>
               </w:rPr>
-              <w:instrText xml:space="preserve"> PAGEREF _Toc226131554 \h </w:instrText>
+              <w:instrText xml:space="preserve"> PAGEREF _Toc226132095 \h </w:instrText>
             </w:r>
             <w:r>
               <w:rPr>
@@ -2224,7 +2235,7 @@
                 <w:noProof/>
                 <w:webHidden/>
               </w:rPr>
-              <w:t>3</w:t>
+              <w:t>10</w:t>
             </w:r>
             <w:r>
               <w:rPr>
@@ -2251,7 +2262,7 @@
               <w14:ligatures w14:val="standardContextual"/>
             </w:rPr>
           </w:pPr>
-          <w:hyperlink w:anchor="_Toc226131555" w:history="1">
+          <w:hyperlink w:anchor="_Toc226132096" w:history="1">
             <w:r>
               <w:rPr>
                 <w:rStyle w:val="Hyperlink"/>
@@ -2280,7 +2291,7 @@
                 <w:noProof/>
                 <w:webHidden/>
               </w:rPr>
-              <w:instrText xml:space="preserve"> PAGEREF _Toc226131555 \h </w:instrText>
+              <w:instrText xml:space="preserve"> PAGEREF _Toc226132096 \h </w:instrText>
             </w:r>
             <w:r>
               <w:rPr>
@@ -2300,7 +2311,7 @@
                 <w:noProof/>
                 <w:webHidden/>
               </w:rPr>
-              <w:t>3</w:t>
+              <w:t>10</w:t>
             </w:r>
             <w:r>
               <w:rPr>
@@ -2327,7 +2338,7 @@
               <w14:ligatures w14:val="standardContextual"/>
             </w:rPr>
           </w:pPr>
-          <w:hyperlink w:anchor="_Toc226131556" w:history="1">
+          <w:hyperlink w:anchor="_Toc226132097" w:history="1">
             <w:r>
               <w:rPr>
                 <w:rStyle w:val="Hyperlink"/>
@@ -2354,7 +2365,7 @@
                 <w:noProof/>
                 <w:webHidden/>
               </w:rPr>
-              <w:instrText xml:space="preserve"> PAGEREF _Toc226131556 \h </w:instrText>
+              <w:instrText xml:space="preserve"> PAGEREF _Toc226132097 \h </w:instrText>
             </w:r>
             <w:r>
               <w:rPr>
@@ -2374,7 +2385,7 @@
                 <w:noProof/>
                 <w:webHidden/>
               </w:rPr>
-              <w:t>4</w:t>
+              <w:t>11</w:t>
             </w:r>
             <w:r>
               <w:rPr>
@@ -2401,7 +2412,7 @@
               <w14:ligatures w14:val="standardContextual"/>
             </w:rPr>
           </w:pPr>
-          <w:hyperlink w:anchor="_Toc226131557" w:history="1">
+          <w:hyperlink w:anchor="_Toc226132098" w:history="1">
             <w:r>
               <w:rPr>
                 <w:rStyle w:val="Hyperlink"/>
@@ -2430,7 +2441,7 @@
                 <w:noProof/>
                 <w:webHidden/>
               </w:rPr>
-              <w:instrText xml:space="preserve"> PAGEREF _Toc226131557 \h </w:instrText>
+              <w:instrText xml:space="preserve"> PAGEREF _Toc226132098 \h </w:instrText>
             </w:r>
             <w:r>
               <w:rPr>
@@ -2450,7 +2461,7 @@
                 <w:noProof/>
                 <w:webHidden/>
               </w:rPr>
-              <w:t>4</w:t>
+              <w:t>11</w:t>
             </w:r>
             <w:r>
               <w:rPr>
@@ -2477,7 +2488,7 @@
               <w14:ligatures w14:val="standardContextual"/>
             </w:rPr>
           </w:pPr>
-          <w:hyperlink w:anchor="_Toc226131558" w:history="1">
+          <w:hyperlink w:anchor="_Toc226132099" w:history="1">
             <w:r>
               <w:rPr>
                 <w:rStyle w:val="Hyperlink"/>
@@ -2506,7 +2517,7 @@
                 <w:noProof/>
                 <w:webHidden/>
               </w:rPr>
-              <w:instrText xml:space="preserve"> PAGEREF _Toc226131558 \h </w:instrText>
+              <w:instrText xml:space="preserve"> PAGEREF _Toc226132099 \h </w:instrText>
             </w:r>
             <w:r>
               <w:rPr>
@@ -2526,7 +2537,7 @@
                 <w:noProof/>
                 <w:webHidden/>
               </w:rPr>
-              <w:t>4</w:t>
+              <w:t>11</w:t>
             </w:r>
             <w:r>
               <w:rPr>
@@ -2553,7 +2564,7 @@
               <w14:ligatures w14:val="standardContextual"/>
             </w:rPr>
           </w:pPr>
-          <w:hyperlink w:anchor="_Toc226131559" w:history="1">
+          <w:hyperlink w:anchor="_Toc226132100" w:history="1">
             <w:r>
               <w:rPr>
                 <w:noProof/>
@@ -2573,7 +2584,7 @@
                 <w:noProof/>
                 <w:webHidden/>
               </w:rPr>
-              <w:instrText xml:space="preserve"> PAGEREF _Toc226131559 \h </w:instrText>
+              <w:instrText xml:space="preserve"> PAGEREF _Toc226132100 \h </w:instrText>
             </w:r>
             <w:r>
               <w:rPr>
@@ -2593,7 +2604,7 @@
                 <w:noProof/>
                 <w:webHidden/>
               </w:rPr>
-              <w:t>5</w:t>
+              <w:t>12</w:t>
             </w:r>
             <w:r>
               <w:rPr>
@@ -2620,7 +2631,7 @@
               <w14:ligatures w14:val="standardContextual"/>
             </w:rPr>
           </w:pPr>
-          <w:hyperlink w:anchor="_Toc226131560" w:history="1">
+          <w:hyperlink w:anchor="_Toc226132101" w:history="1">
             <w:r>
               <w:rPr>
                 <w:rStyle w:val="Hyperlink"/>
@@ -2647,7 +2658,7 @@
                 <w:noProof/>
                 <w:webHidden/>
               </w:rPr>
-              <w:instrText xml:space="preserve"> PAGEREF _Toc226131560 \h </w:instrText>
+              <w:instrText xml:space="preserve"> PAGEREF _Toc226132101 \h </w:instrText>
             </w:r>
             <w:r>
               <w:rPr>
@@ -2667,7 +2678,7 @@
                 <w:noProof/>
                 <w:webHidden/>
               </w:rPr>
-              <w:t>5</w:t>
+              <w:t>12</w:t>
             </w:r>
             <w:r>
               <w:rPr>
@@ -2694,7 +2705,7 @@
               <w14:ligatures w14:val="standardContextual"/>
             </w:rPr>
           </w:pPr>
-          <w:hyperlink w:anchor="_Toc226131561" w:history="1">
+          <w:hyperlink w:anchor="_Toc226132102" w:history="1">
             <w:r>
               <w:rPr>
                 <w:rStyle w:val="Hyperlink"/>
@@ -2721,7 +2732,7 @@
                 <w:noProof/>
                 <w:webHidden/>
               </w:rPr>
-              <w:instrText xml:space="preserve"> PAGEREF _Toc226131561 \h </w:instrText>
+              <w:instrText xml:space="preserve"> PAGEREF _Toc226132102 \h </w:instrText>
             </w:r>
             <w:r>
               <w:rPr>
@@ -2741,7 +2752,7 @@
                 <w:noProof/>
                 <w:webHidden/>
               </w:rPr>
-              <w:t>5</w:t>
+              <w:t>12</w:t>
             </w:r>
             <w:r>
               <w:rPr>
@@ -2768,7 +2779,7 @@
               <w14:ligatures w14:val="standardContextual"/>
             </w:rPr>
           </w:pPr>
-          <w:hyperlink w:anchor="_Toc226131562" w:history="1">
+          <w:hyperlink w:anchor="_Toc226132103" w:history="1">
             <w:r>
               <w:rPr>
                 <w:rStyle w:val="Hyperlink"/>
@@ -2795,7 +2806,7 @@
                 <w:noProof/>
                 <w:webHidden/>
               </w:rPr>
-              <w:instrText xml:space="preserve"> PAGEREF _Toc226131562 \h </w:instrText>
+              <w:instrText xml:space="preserve"> PAGEREF _Toc226132103 \h </w:instrText>
             </w:r>
             <w:r>
               <w:rPr>
@@ -2815,7 +2826,7 @@
                 <w:noProof/>
                 <w:webHidden/>
               </w:rPr>
-              <w:t>6</w:t>
+              <w:t>13</w:t>
             </w:r>
             <w:r>
               <w:rPr>
@@ -2842,7 +2853,7 @@
               <w14:ligatures w14:val="standardContextual"/>
             </w:rPr>
           </w:pPr>
-          <w:hyperlink w:anchor="_Toc226131563" w:history="1">
+          <w:hyperlink w:anchor="_Toc226132104" w:history="1">
             <w:r>
               <w:rPr>
                 <w:rStyle w:val="Hyperlink"/>
@@ -2869,7 +2880,7 @@
                 <w:noProof/>
                 <w:webHidden/>
               </w:rPr>
-              <w:instrText xml:space="preserve"> PAGEREF _Toc226131563 \h </w:instrText>
+              <w:instrText xml:space="preserve"> PAGEREF _Toc226132104 \h </w:instrText>
             </w:r>
             <w:r>
               <w:rPr>
@@ -2889,7 +2900,7 @@
                 <w:noProof/>
                 <w:webHidden/>
               </w:rPr>
-              <w:t>6</w:t>
+              <w:t>13</w:t>
             </w:r>
             <w:r>
               <w:rPr>
@@ -2916,7 +2927,7 @@
               <w14:ligatures w14:val="standardContextual"/>
             </w:rPr>
           </w:pPr>
-          <w:hyperlink w:anchor="_Toc226131564" w:history="1">
+          <w:hyperlink w:anchor="_Toc226132105" w:history="1">
             <w:r>
               <w:rPr>
                 <w:rStyle w:val="Hyperlink"/>
@@ -2943,7 +2954,7 @@
                 <w:noProof/>
                 <w:webHidden/>
               </w:rPr>
-              <w:instrText xml:space="preserve"> PAGEREF _Toc226131564 \h </w:instrText>
+              <w:instrText xml:space="preserve"> PAGEREF _Toc226132105 \h </w:instrText>
             </w:r>
             <w:r>
               <w:rPr>
@@ -2963,7 +2974,7 @@
                 <w:noProof/>
                 <w:webHidden/>
               </w:rPr>
-              <w:t>7</w:t>
+              <w:t>14</w:t>
             </w:r>
             <w:r>
               <w:rPr>
@@ -2990,7 +3001,7 @@
               <w14:ligatures w14:val="standardContextual"/>
             </w:rPr>
           </w:pPr>
-          <w:hyperlink w:anchor="_Toc226131565" w:history="1">
+          <w:hyperlink w:anchor="_Toc226132106" w:history="1">
             <w:r>
               <w:rPr>
                 <w:rStyle w:val="Hyperlink"/>
@@ -3017,7 +3028,7 @@
                 <w:noProof/>
                 <w:webHidden/>
               </w:rPr>
-              <w:instrText xml:space="preserve"> PAGEREF _Toc226131565 \h </w:instrText>
+              <w:instrText xml:space="preserve"> PAGEREF _Toc226132106 \h </w:instrText>
             </w:r>
             <w:r>
               <w:rPr>
@@ -3037,7 +3048,7 @@
                 <w:noProof/>
                 <w:webHidden/>
               </w:rPr>
-              <w:t>7</w:t>
+              <w:t>14</w:t>
             </w:r>
             <w:r>
               <w:rPr>
@@ -3064,7 +3075,7 @@
               <w14:ligatures w14:val="standardContextual"/>
             </w:rPr>
           </w:pPr>
-          <w:hyperlink w:anchor="_Toc226131566" w:history="1">
+          <w:hyperlink w:anchor="_Toc226132107" w:history="1">
             <w:r>
               <w:rPr>
                 <w:rStyle w:val="Hyperlink"/>
@@ -3091,7 +3102,7 @@
                 <w:noProof/>
                 <w:webHidden/>
               </w:rPr>
-              <w:instrText xml:space="preserve"> PAGEREF _Toc226131566 \h </w:instrText>
+              <w:instrText xml:space="preserve"> PAGEREF _Toc226132107 \h </w:instrText>
             </w:r>
             <w:r>
               <w:rPr>
@@ -3111,7 +3122,7 @@
                 <w:noProof/>
                 <w:webHidden/>
               </w:rPr>
-              <w:t>7</w:t>
+              <w:t>14</w:t>
             </w:r>
             <w:r>
               <w:rPr>
@@ -3138,7 +3149,7 @@
               <w14:ligatures w14:val="standardContextual"/>
             </w:rPr>
           </w:pPr>
-          <w:hyperlink w:anchor="_Toc226131567" w:history="1">
+          <w:hyperlink w:anchor="_Toc226132108" w:history="1">
             <w:r>
               <w:rPr>
                 <w:rStyle w:val="Hyperlink"/>
@@ -3165,7 +3176,7 @@
                 <w:noProof/>
                 <w:webHidden/>
               </w:rPr>
-              <w:instrText xml:space="preserve"> PAGEREF _Toc226131567 \h </w:instrText>
+              <w:instrText xml:space="preserve"> PAGEREF _Toc226132108 \h </w:instrText>
             </w:r>
             <w:r>
               <w:rPr>
@@ -3185,7 +3196,7 @@
                 <w:noProof/>
                 <w:webHidden/>
               </w:rPr>
-              <w:t>7</w:t>
+              <w:t>14</w:t>
             </w:r>
             <w:r>
               <w:rPr>
@@ -3212,7 +3223,7 @@
               <w14:ligatures w14:val="standardContextual"/>
             </w:rPr>
           </w:pPr>
-          <w:hyperlink w:anchor="_Toc226131568" w:history="1">
+          <w:hyperlink w:anchor="_Toc226132109" w:history="1">
             <w:r>
               <w:rPr>
                 <w:rStyle w:val="Hyperlink"/>
@@ -3239,7 +3250,7 @@
                 <w:noProof/>
                 <w:webHidden/>
               </w:rPr>
-              <w:instrText xml:space="preserve"> PAGEREF _Toc226131568 \h </w:instrText>
+              <w:instrText xml:space="preserve"> PAGEREF _Toc226132109 \h </w:instrText>
             </w:r>
             <w:r>
               <w:rPr>
@@ -3259,7 +3270,7 @@
                 <w:noProof/>
                 <w:webHidden/>
               </w:rPr>
-              <w:t>7</w:t>
+              <w:t>14</w:t>
             </w:r>
             <w:r>
               <w:rPr>
@@ -3286,7 +3297,7 @@
               <w14:ligatures w14:val="standardContextual"/>
             </w:rPr>
           </w:pPr>
-          <w:hyperlink w:anchor="_Toc226131569" w:history="1">
+          <w:hyperlink w:anchor="_Toc226132110" w:history="1">
             <w:r>
               <w:rPr>
                 <w:rStyle w:val="Hyperlink"/>
@@ -3313,7 +3324,7 @@
                 <w:noProof/>
                 <w:webHidden/>
               </w:rPr>
-              <w:instrText xml:space="preserve"> PAGEREF _Toc226131569 \h </w:instrText>
+              <w:instrText xml:space="preserve"> PAGEREF _Toc226132110 \h </w:instrText>
             </w:r>
             <w:r>
               <w:rPr>
@@ -3333,7 +3344,7 @@
                 <w:noProof/>
                 <w:webHidden/>
               </w:rPr>
-              <w:t>8</w:t>
+              <w:t>15</w:t>
             </w:r>
             <w:r>
               <w:rPr>
@@ -3360,7 +3371,7 @@
               <w14:ligatures w14:val="standardContextual"/>
             </w:rPr>
           </w:pPr>
-          <w:hyperlink w:anchor="_Toc226131570" w:history="1">
+          <w:hyperlink w:anchor="_Toc226132111" w:history="1">
             <w:r>
               <w:rPr>
                 <w:rStyle w:val="Hyperlink"/>
@@ -3387,7 +3398,7 @@
                 <w:noProof/>
                 <w:webHidden/>
               </w:rPr>
-              <w:instrText xml:space="preserve"> PAGEREF _Toc226131570 \h </w:instrText>
+              <w:instrText xml:space="preserve"> PAGEREF _Toc226132111 \h </w:instrText>
             </w:r>
             <w:r>
               <w:rPr>
@@ -3407,7 +3418,7 @@
                 <w:noProof/>
                 <w:webHidden/>
               </w:rPr>
-              <w:t>8</w:t>
+              <w:t>15</w:t>
             </w:r>
             <w:r>
               <w:rPr>
@@ -3434,7 +3445,7 @@
               <w14:ligatures w14:val="standardContextual"/>
             </w:rPr>
           </w:pPr>
-          <w:hyperlink w:anchor="_Toc226131571" w:history="1">
+          <w:hyperlink w:anchor="_Toc226132112" w:history="1">
             <w:r>
               <w:rPr>
                 <w:rStyle w:val="Hyperlink"/>
@@ -3461,7 +3472,7 @@
                 <w:noProof/>
                 <w:webHidden/>
               </w:rPr>
-              <w:instrText xml:space="preserve"> PAGEREF _Toc226131571 \h </w:instrText>
+              <w:instrText xml:space="preserve"> PAGEREF _Toc226132112 \h </w:instrText>
             </w:r>
             <w:r>
               <w:rPr>
@@ -3481,7 +3492,7 @@
                 <w:noProof/>
                 <w:webHidden/>
               </w:rPr>
-              <w:t>9</w:t>
+              <w:t>16</w:t>
             </w:r>
             <w:r>
               <w:rPr>
@@ -3508,7 +3519,7 @@
               <w14:ligatures w14:val="standardContextual"/>
             </w:rPr>
           </w:pPr>
-          <w:hyperlink w:anchor="_Toc226131572" w:history="1">
+          <w:hyperlink w:anchor="_Toc226132113" w:history="1">
             <w:r>
               <w:rPr>
                 <w:rStyle w:val="Hyperlink"/>
@@ -3535,7 +3546,7 @@
                 <w:noProof/>
                 <w:webHidden/>
               </w:rPr>
-              <w:instrText xml:space="preserve"> PAGEREF _Toc226131572 \h </w:instrText>
+              <w:instrText xml:space="preserve"> PAGEREF _Toc226132113 \h </w:instrText>
             </w:r>
             <w:r>
               <w:rPr>
@@ -3555,7 +3566,7 @@
                 <w:noProof/>
                 <w:webHidden/>
               </w:rPr>
-              <w:t>10</w:t>
+              <w:t>17</w:t>
             </w:r>
             <w:r>
               <w:rPr>
@@ -3582,7 +3593,7 @@
               <w14:ligatures w14:val="standardContextual"/>
             </w:rPr>
           </w:pPr>
-          <w:hyperlink w:anchor="_Toc226131573" w:history="1">
+          <w:hyperlink w:anchor="_Toc226132114" w:history="1">
             <w:r>
               <w:rPr>
                 <w:rStyle w:val="Hyperlink"/>
@@ -3609,7 +3620,7 @@
                 <w:noProof/>
                 <w:webHidden/>
               </w:rPr>
-              <w:instrText xml:space="preserve"> PAGEREF _Toc226131573 \h </w:instrText>
+              <w:instrText xml:space="preserve"> PAGEREF _Toc226132114 \h </w:instrText>
             </w:r>
             <w:r>
               <w:rPr>
@@ -3629,7 +3640,7 @@
                 <w:noProof/>
                 <w:webHidden/>
               </w:rPr>
-              <w:t>10</w:t>
+              <w:t>17</w:t>
             </w:r>
             <w:r>
               <w:rPr>
@@ -3656,7 +3667,7 @@
               <w14:ligatures w14:val="standardContextual"/>
             </w:rPr>
           </w:pPr>
-          <w:hyperlink w:anchor="_Toc226131574" w:history="1">
+          <w:hyperlink w:anchor="_Toc226132115" w:history="1">
             <w:r>
               <w:rPr>
                 <w:rStyle w:val="Hyperlink"/>
@@ -3683,7 +3694,7 @@
                 <w:noProof/>
                 <w:webHidden/>
               </w:rPr>
-              <w:instrText xml:space="preserve"> PAGEREF _Toc226131574 \h </w:instrText>
+              <w:instrText xml:space="preserve"> PAGEREF _Toc226132115 \h </w:instrText>
             </w:r>
             <w:r>
               <w:rPr>
@@ -3703,7 +3714,7 @@
                 <w:noProof/>
                 <w:webHidden/>
               </w:rPr>
-              <w:t>10</w:t>
+              <w:t>17</w:t>
             </w:r>
             <w:r>
               <w:rPr>
@@ -3730,7 +3741,7 @@
               <w14:ligatures w14:val="standardContextual"/>
             </w:rPr>
           </w:pPr>
-          <w:hyperlink w:anchor="_Toc226131575" w:history="1">
+          <w:hyperlink w:anchor="_Toc226132116" w:history="1">
             <w:r>
               <w:rPr>
                 <w:rStyle w:val="Hyperlink"/>
@@ -3757,7 +3768,7 @@
                 <w:noProof/>
                 <w:webHidden/>
               </w:rPr>
-              <w:instrText xml:space="preserve"> PAGEREF _Toc226131575 \h </w:instrText>
+              <w:instrText xml:space="preserve"> PAGEREF _Toc226132116 \h </w:instrText>
             </w:r>
             <w:r>
               <w:rPr>
@@ -3777,7 +3788,7 @@
                 <w:noProof/>
                 <w:webHidden/>
               </w:rPr>
-              <w:t>1</w:t>
+              <w:t>18</w:t>
             </w:r>
             <w:r>
               <w:rPr>
@@ -3804,7 +3815,7 @@
               <w14:ligatures w14:val="standardContextual"/>
             </w:rPr>
           </w:pPr>
-          <w:hyperlink w:anchor="_Toc226131576" w:history="1">
+          <w:hyperlink w:anchor="_Toc226132117" w:history="1">
             <w:r>
               <w:rPr>
                 <w:rStyle w:val="Hyperlink"/>
@@ -3831,7 +3842,7 @@
                 <w:noProof/>
                 <w:webHidden/>
               </w:rPr>
-              <w:instrText xml:space="preserve"> PAGEREF _Toc226131576 \h </w:instrText>
+              <w:instrText xml:space="preserve"> PAGEREF _Toc226132117 \h </w:instrText>
             </w:r>
             <w:r>
               <w:rPr>
@@ -3851,7 +3862,7 @@
                 <w:noProof/>
                 <w:webHidden/>
               </w:rPr>
-              <w:t>1</w:t>
+              <w:t>18</w:t>
             </w:r>
             <w:r>
               <w:rPr>
@@ -3878,7 +3889,7 @@
               <w14:ligatures w14:val="standardContextual"/>
             </w:rPr>
           </w:pPr>
-          <w:hyperlink w:anchor="_Toc226131577" w:history="1">
+          <w:hyperlink w:anchor="_Toc226132118" w:history="1">
             <w:r>
               <w:rPr>
                 <w:rStyle w:val="Hyperlink"/>
@@ -3905,7 +3916,7 @@
                 <w:noProof/>
                 <w:webHidden/>
               </w:rPr>
-              <w:instrText xml:space="preserve"> PAGEREF _Toc226131577 \h </w:instrText>
+              <w:instrText xml:space="preserve"> PAGEREF _Toc226132118 \h </w:instrText>
             </w:r>
             <w:r>
               <w:rPr>
@@ -3925,7 +3936,7 @@
                 <w:noProof/>
                 <w:webHidden/>
               </w:rPr>
-              <w:t>1</w:t>
+              <w:t>18</w:t>
             </w:r>
             <w:r>
               <w:rPr>
@@ -3952,7 +3963,7 @@
               <w14:ligatures w14:val="standardContextual"/>
             </w:rPr>
           </w:pPr>
-          <w:hyperlink w:anchor="_Toc226131578" w:history="1">
+          <w:hyperlink w:anchor="_Toc226132119" w:history="1">
             <w:r>
               <w:rPr>
                 <w:rStyle w:val="Hyperlink"/>
@@ -3979,7 +3990,7 @@
                 <w:noProof/>
                 <w:webHidden/>
               </w:rPr>
-              <w:instrText xml:space="preserve"> PAGEREF _Toc226131578 \h </w:instrText>
+              <w:instrText xml:space="preserve"> PAGEREF _Toc226132119 \h </w:instrText>
             </w:r>
             <w:r>
               <w:rPr>
@@ -3999,7 +4010,7 @@
                 <w:noProof/>
                 <w:webHidden/>
               </w:rPr>
-              <w:t>1</w:t>
+              <w:t>18</w:t>
             </w:r>
             <w:r>
               <w:rPr>
@@ -4026,7 +4037,7 @@
               <w14:ligatures w14:val="standardContextual"/>
             </w:rPr>
           </w:pPr>
-          <w:hyperlink w:anchor="_Toc226131579" w:history="1">
+          <w:hyperlink w:anchor="_Toc226132120" w:history="1">
             <w:r>
               <w:rPr>
                 <w:rStyle w:val="Hyperlink"/>
@@ -4053,7 +4064,7 @@
                 <w:noProof/>
                 <w:webHidden/>
               </w:rPr>
-              <w:instrText xml:space="preserve"> PAGEREF _Toc226131579 \h </w:instrText>
+              <w:instrText xml:space="preserve"> PAGEREF _Toc226132120 \h </w:instrText>
             </w:r>
             <w:r>
               <w:rPr>
@@ -4073,7 +4084,7 @@
                 <w:noProof/>
                 <w:webHidden/>
               </w:rPr>
-              <w:t>2</w:t>
+              <w:t>19</w:t>
             </w:r>
             <w:r>
               <w:rPr>
@@ -4100,7 +4111,7 @@
               <w14:ligatures w14:val="standardContextual"/>
             </w:rPr>
           </w:pPr>
-          <w:hyperlink w:anchor="_Toc226131580" w:history="1">
+          <w:hyperlink w:anchor="_Toc226132121" w:history="1">
             <w:r>
               <w:rPr>
                 <w:rStyle w:val="Hyperlink"/>
@@ -4127,7 +4138,7 @@
                 <w:noProof/>
                 <w:webHidden/>
               </w:rPr>
-              <w:instrText xml:space="preserve"> PAGEREF _Toc226131580 \h </w:instrText>
+              <w:instrText xml:space="preserve"> PAGEREF _Toc226132121 \h </w:instrText>
             </w:r>
             <w:r>
               <w:rPr>
@@ -4147,7 +4158,7 @@
                 <w:noProof/>
                 <w:webHidden/>
               </w:rPr>
-              <w:t>2</w:t>
+              <w:t>19</w:t>
             </w:r>
             <w:r>
               <w:rPr>
@@ -4174,7 +4185,7 @@
               <w14:ligatures w14:val="standardContextual"/>
             </w:rPr>
           </w:pPr>
-          <w:hyperlink w:anchor="_Toc226131581" w:history="1">
+          <w:hyperlink w:anchor="_Toc226132122" w:history="1">
             <w:r>
               <w:rPr>
                 <w:rStyle w:val="Hyperlink"/>
@@ -4201,7 +4212,7 @@
                 <w:noProof/>
                 <w:webHidden/>
               </w:rPr>
-              <w:instrText xml:space="preserve"> PAGEREF _Toc226131581 \h </w:instrText>
+              <w:instrText xml:space="preserve"> PAGEREF _Toc226132122 \h </w:instrText>
             </w:r>
             <w:r>
               <w:rPr>
@@ -4221,7 +4232,7 @@
                 <w:noProof/>
                 <w:webHidden/>
               </w:rPr>
-              <w:t>1</w:t>
+              <w:t>20</w:t>
             </w:r>
             <w:r>
               <w:rPr>
@@ -4248,7 +4259,7 @@
               <w14:ligatures w14:val="standardContextual"/>
             </w:rPr>
           </w:pPr>
-          <w:hyperlink w:anchor="_Toc226131582" w:history="1">
+          <w:hyperlink w:anchor="_Toc226132123" w:history="1">
             <w:r>
               <w:rPr>
                 <w:rStyle w:val="Hyperlink"/>
@@ -4275,7 +4286,7 @@
                 <w:noProof/>
                 <w:webHidden/>
               </w:rPr>
-              <w:instrText xml:space="preserve"> PAGEREF _Toc226131582 \h </w:instrText>
+              <w:instrText xml:space="preserve"> PAGEREF _Toc226132123 \h </w:instrText>
             </w:r>
             <w:r>
               <w:rPr>
@@ -4295,7 +4306,7 @@
                 <w:noProof/>
                 <w:webHidden/>
               </w:rPr>
-              <w:t>2</w:t>
+              <w:t>21</w:t>
             </w:r>
             <w:r>
               <w:rPr>
@@ -4322,7 +4333,7 @@
               <w14:ligatures w14:val="standardContextual"/>
             </w:rPr>
           </w:pPr>
-          <w:hyperlink w:anchor="_Toc226131583" w:history="1">
+          <w:hyperlink w:anchor="_Toc226132124" w:history="1">
             <w:r>
               <w:rPr>
                 <w:noProof/>
@@ -4342,7 +4353,7 @@
                 <w:noProof/>
                 <w:webHidden/>
               </w:rPr>
-              <w:instrText xml:space="preserve"> PAGEREF _Toc226131583 \h </w:instrText>
+              <w:instrText xml:space="preserve"> PAGEREF _Toc226132124 \h </w:instrText>
             </w:r>
             <w:r>
               <w:rPr>
@@ -4362,7 +4373,7 @@
                 <w:noProof/>
                 <w:webHidden/>
               </w:rPr>
-              <w:t>2</w:t>
+              <w:t>21</w:t>
             </w:r>
             <w:r>
               <w:rPr>
@@ -4389,7 +4400,7 @@
               <w14:ligatures w14:val="standardContextual"/>
             </w:rPr>
           </w:pPr>
-          <w:hyperlink w:anchor="_Toc226131584" w:history="1">
+          <w:hyperlink w:anchor="_Toc226132125" w:history="1">
             <w:r>
               <w:rPr>
                 <w:rStyle w:val="Hyperlink"/>
@@ -4416,7 +4427,7 @@
                 <w:noProof/>
                 <w:webHidden/>
               </w:rPr>
-              <w:instrText xml:space="preserve"> PAGEREF _Toc226131584 \h </w:instrText>
+              <w:instrText xml:space="preserve"> PAGEREF _Toc226132125 \h </w:instrText>
             </w:r>
             <w:r>
               <w:rPr>
@@ -4436,7 +4447,7 @@
                 <w:noProof/>
                 <w:webHidden/>
               </w:rPr>
-              <w:t>3</w:t>
+              <w:t>22</w:t>
             </w:r>
             <w:r>
               <w:rPr>
@@ -4491,7 +4502,7 @@
           <w:szCs w:val="44"/>
         </w:rPr>
       </w:pPr>
-      <w:bookmarkStart w:id="3" w:name="_Toc226131542"/>
+      <w:bookmarkStart w:id="3" w:name="_Toc226132083"/>
       <w:r>
         <w:rPr>
           <w:sz w:val="44"/>
@@ -4576,7 +4587,7 @@
           <w:szCs w:val="28"/>
         </w:rPr>
       </w:pPr>
-      <w:bookmarkStart w:id="4" w:name="_Toc226131543"/>
+      <w:bookmarkStart w:id="4" w:name="_Toc226132084"/>
       <w:r>
         <w:rPr>
           <w:sz w:val="28"/>
@@ -4610,7 +4621,7 @@
           <w:szCs w:val="24"/>
         </w:rPr>
       </w:pPr>
-      <w:bookmarkStart w:id="5" w:name="_Toc226131544"/>
+      <w:bookmarkStart w:id="5" w:name="_Toc226132085"/>
       <w:r>
         <w:rPr>
           <w:sz w:val="24"/>
@@ -4723,7 +4734,7 @@
           <w:szCs w:val="28"/>
         </w:rPr>
       </w:pPr>
-      <w:bookmarkStart w:id="6" w:name="_Toc226131545"/>
+      <w:bookmarkStart w:id="6" w:name="_Toc226132086"/>
       <w:r>
         <w:rPr>
           <w:sz w:val="28"/>
@@ -4827,7 +4838,7 @@
       <w:pPr>
         <w:pStyle w:val="Heading1"/>
       </w:pPr>
-      <w:bookmarkStart w:id="7" w:name="_Toc226131546"/>
+      <w:bookmarkStart w:id="7" w:name="_Toc226132087"/>
       <w:r>
         <w:lastRenderedPageBreak/>
         <w:t>Literature Review</w:t>
@@ -6069,7 +6080,7 @@
           <w:type w:val="continuous"/>
           <w:pgSz w:w="11906" w:h="16838"/>
           <w:pgMar w:top="1440" w:right="1440" w:bottom="1440" w:left="1440" w:header="708" w:footer="708" w:gutter="0"/>
-          <w:pgNumType w:start="0"/>
+          <w:pgNumType w:fmt="numberInDash"/>
           <w:cols w:num="2" w:space="522"/>
           <w:titlePg/>
           <w:docGrid w:linePitch="360"/>
@@ -6084,7 +6095,7 @@
       <w:r>
         <w:br w:type="page"/>
       </w:r>
-      <w:bookmarkStart w:id="8" w:name="_Toc226131547"/>
+      <w:bookmarkStart w:id="8" w:name="_Toc226132088"/>
       <w:r>
         <w:lastRenderedPageBreak/>
         <w:t>Methodology</w:t>
@@ -6113,7 +6124,7 @@
         </w:rPr>
         <w:t xml:space="preserve"> </w:t>
       </w:r>
-      <w:bookmarkStart w:id="9" w:name="_Toc226131548"/>
+      <w:bookmarkStart w:id="9" w:name="_Toc226132089"/>
       <w:r>
         <w:rPr>
           <w:sz w:val="28"/>
@@ -6238,7 +6249,7 @@
           <w:szCs w:val="28"/>
         </w:rPr>
       </w:pPr>
-      <w:bookmarkStart w:id="10" w:name="_Toc226131549"/>
+      <w:bookmarkStart w:id="10" w:name="_Toc226132090"/>
       <w:r>
         <w:rPr>
           <w:sz w:val="28"/>
@@ -6296,7 +6307,7 @@
           <w:lang w:eastAsia="en-GB"/>
         </w:rPr>
       </w:pPr>
-      <w:bookmarkStart w:id="11" w:name="_Toc226131550"/>
+      <w:bookmarkStart w:id="11" w:name="_Toc226132091"/>
       <w:r>
         <w:rPr>
           <w:rFonts w:eastAsia="Times New Roman"/>
@@ -6843,7 +6854,7 @@
           <w:lang w:eastAsia="en-GB"/>
         </w:rPr>
       </w:pPr>
-      <w:bookmarkStart w:id="12" w:name="_Toc226131551"/>
+      <w:bookmarkStart w:id="12" w:name="_Toc226132092"/>
       <w:r>
         <w:rPr>
           <w:rFonts w:eastAsia="Times New Roman"/>
@@ -7070,7 +7081,7 @@
       <w:pPr>
         <w:pStyle w:val="Heading1"/>
       </w:pPr>
-      <w:bookmarkStart w:id="13" w:name="_Toc226131552"/>
+      <w:bookmarkStart w:id="13" w:name="_Toc226132093"/>
       <w:r>
         <w:lastRenderedPageBreak/>
         <w:t xml:space="preserve">Early </w:t>
@@ -7093,7 +7104,7 @@
       <w:pPr>
         <w:pStyle w:val="Heading2"/>
       </w:pPr>
-      <w:bookmarkStart w:id="14" w:name="_Toc226131553"/>
+      <w:bookmarkStart w:id="14" w:name="_Toc226132094"/>
       <w:r>
         <w:t xml:space="preserve">4.1 </w:t>
       </w:r>
@@ -7294,7 +7305,7 @@
           <w:szCs w:val="22"/>
         </w:rPr>
       </w:pPr>
-      <w:bookmarkStart w:id="15" w:name="_Toc226131554"/>
+      <w:bookmarkStart w:id="15" w:name="_Toc226132095"/>
       <w:r>
         <w:rPr>
           <w:rFonts w:eastAsia="Times New Roman"/>
@@ -7802,7 +7813,7 @@
           <w:lang w:eastAsia="en-GB"/>
         </w:rPr>
       </w:pPr>
-      <w:bookmarkStart w:id="16" w:name="_Toc226131555"/>
+      <w:bookmarkStart w:id="16" w:name="_Toc226132096"/>
       <w:r>
         <w:rPr>
           <w:rFonts w:eastAsia="Times New Roman"/>
@@ -7905,11 +7916,7 @@
           </mc:Choice>
           <mc:Fallback>
             <w:pict>
-              <v:shapetype w14:anchorId="5637630C" id="_x0000_t202" coordsize="21600,21600" o:spt="202" path="m,l,21600r21600,l21600,xe">
-                <v:stroke joinstyle="miter"/>
-                <v:path gradientshapeok="t" o:connecttype="rect"/>
-              </v:shapetype>
-              <v:shape id="Text Box 20" o:spid="_x0000_s1028" type="#_x0000_t202" style="position:absolute;margin-left:112.1pt;margin-top:116.8pt;width:106.45pt;height:27.6pt;z-index:251718656;visibility:visible;mso-wrap-style:square;mso-height-percent:0;mso-wrap-distance-left:9pt;mso-wrap-distance-top:0;mso-wrap-distance-right:9pt;mso-wrap-distance-bottom:0;mso-position-horizontal:absolute;mso-position-horizontal-relative:text;mso-position-vertical:absolute;mso-position-vertical-relative:text;mso-height-percent:0;mso-height-relative:margin;v-text-anchor:top" o:gfxdata="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" fillcolor="white [3201]" strokeweight=".5pt">
+              <v:shape w14:anchorId="5637630C" id="Text Box 20" o:spid="_x0000_s1028" type="#_x0000_t202" style="position:absolute;margin-left:112.1pt;margin-top:116.8pt;width:106.45pt;height:27.6pt;z-index:251718656;visibility:visible;mso-wrap-style:square;mso-height-percent:0;mso-wrap-distance-left:9pt;mso-wrap-distance-top:0;mso-wrap-distance-right:9pt;mso-wrap-distance-bottom:0;mso-position-horizontal:absolute;mso-position-horizontal-relative:text;mso-position-vertical:absolute;mso-position-vertical-relative:text;mso-height-percent:0;mso-height-relative:margin;v-text-anchor:top" o:gfxdata="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" fillcolor="white [3201]" strokeweight=".5pt">
                 <v:textbox>
                   <w:txbxContent>
                     <w:p>
@@ -8118,7 +8125,7 @@
       <w:pPr>
         <w:pStyle w:val="Heading2"/>
       </w:pPr>
-      <w:bookmarkStart w:id="17" w:name="_Toc226131556"/>
+      <w:bookmarkStart w:id="17" w:name="_Toc226132097"/>
       <w:r>
         <w:lastRenderedPageBreak/>
         <w:t xml:space="preserve">4.2 </w:t>
@@ -8268,7 +8275,7 @@
         <w:t>The image Source Method or ISM represents the completion of the second stage of acoustic modelling in this project, extending the ray-based approach into 3D specular reflections. Unlike the initial ray-based model, ISM generates a set of virtual sources corresponding to image reflections from the room boundaries, this allows the model to capture early reflections and improve SPL prediction accuracy.</w:t>
       </w:r>
     </w:p>
-    <w:bookmarkStart w:id="18" w:name="_Toc226131557"/>
+    <w:bookmarkStart w:id="18" w:name="_Toc226132098"/>
     <w:p>
       <w:pPr>
         <w:pStyle w:val="Heading3"/>
@@ -8628,7 +8635,7 @@
           <w:lang w:eastAsia="en-GB"/>
         </w:rPr>
       </w:pPr>
-      <w:bookmarkStart w:id="19" w:name="_Toc226131558"/>
+      <w:bookmarkStart w:id="19" w:name="_Toc226132099"/>
       <w:r>
         <w:rPr>
           <w:rFonts w:eastAsia="Times New Roman"/>
@@ -8921,11 +8928,11 @@
         </w:drawing>
       </w:r>
     </w:p>
-    <w:bookmarkStart w:id="20" w:name="_Toc226131559"/>
     <w:p>
       <w:pPr>
         <w:pStyle w:val="Heading1"/>
       </w:pPr>
+      <w:bookmarkStart w:id="20" w:name="_Toc226132100"/>
       <w:r>
         <w:rPr>
           <w:noProof/>
@@ -9077,7 +9084,7 @@
       <w:pPr>
         <w:pStyle w:val="Heading2"/>
       </w:pPr>
-      <w:bookmarkStart w:id="21" w:name="_Toc226131560"/>
+      <w:bookmarkStart w:id="21" w:name="_Toc226132101"/>
       <w:r>
         <w:t xml:space="preserve">4.3 </w:t>
       </w:r>
@@ -9230,7 +9237,7 @@
       <w:pPr>
         <w:pStyle w:val="Heading3"/>
       </w:pPr>
-      <w:bookmarkStart w:id="22" w:name="_Toc226131561"/>
+      <w:bookmarkStart w:id="22" w:name="_Toc226132102"/>
       <w:r>
         <w:t>Model implementation</w:t>
       </w:r>
@@ -9645,7 +9652,7 @@
       <w:pPr>
         <w:pStyle w:val="Heading3"/>
       </w:pPr>
-      <w:bookmarkStart w:id="23" w:name="_Toc226131562"/>
+      <w:bookmarkStart w:id="23" w:name="_Toc226132103"/>
       <w:r>
         <w:t>SPL computation and visualization</w:t>
       </w:r>
@@ -9747,7 +9754,7 @@
       <w:pPr>
         <w:pStyle w:val="Heading3"/>
       </w:pPr>
-      <w:bookmarkStart w:id="24" w:name="_Toc226131563"/>
+      <w:bookmarkStart w:id="24" w:name="_Toc226132104"/>
       <w:r>
         <w:t>Advantages and limitations</w:t>
       </w:r>
@@ -9840,7 +9847,7 @@
           </mc:Choice>
           <mc:Fallback>
             <w:pict>
-              <v:shape w14:anchorId="6561D03A" id="_x0000_s1032" type="#_x0000_t202" style="position:absolute;margin-left:238.55pt;margin-top:4in;width:151.5pt;height:17.55pt;z-index:251722752;visibility:visible;mso-wrap-style:square;mso-wrap-distance-left:9pt;mso-wrap-distance-top:0;mso-wrap-distance-right:9pt;mso-wrap-distance-bottom:0;mso-position-horizontal:absolute;mso-position-horizontal-relative:text;mso-position-vertical:absolute;mso-position-vertical-relative:text;v-text-anchor:top" o:gfxdata="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" fillcolor="white [3201]" strokeweight=".5pt">
+              <v:shape w14:anchorId="6561D03A" id="_x0000_s1032" type="#_x0000_t202" style="position:absolute;left:0;text-align:left;margin-left:238.55pt;margin-top:4in;width:151.5pt;height:17.55pt;z-index:251722752;visibility:visible;mso-wrap-style:square;mso-wrap-distance-left:9pt;mso-wrap-distance-top:0;mso-wrap-distance-right:9pt;mso-wrap-distance-bottom:0;mso-position-horizontal:absolute;mso-position-horizontal-relative:text;mso-position-vertical:absolute;mso-position-vertical-relative:text;v-text-anchor:top" o:gfxdata="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" fillcolor="white [3201]" strokeweight=".5pt">
                 <v:textbox>
                   <w:txbxContent>
                     <w:p>
@@ -10295,7 +10302,7 @@
       <w:pPr>
         <w:pStyle w:val="Heading1"/>
       </w:pPr>
-      <w:bookmarkStart w:id="25" w:name="_Toc226131564"/>
+      <w:bookmarkStart w:id="25" w:name="_Toc226132105"/>
       <w:r>
         <w:t>Final Design</w:t>
       </w:r>
@@ -10328,7 +10335,7 @@
       <w:pPr>
         <w:pStyle w:val="Heading2"/>
       </w:pPr>
-      <w:bookmarkStart w:id="26" w:name="_Toc226131565"/>
+      <w:bookmarkStart w:id="26" w:name="_Toc226132106"/>
       <w:r>
         <w:t xml:space="preserve">5.1 </w:t>
       </w:r>
@@ -10350,7 +10357,7 @@
         <w:pStyle w:val="Heading3"/>
         <w:jc w:val="both"/>
       </w:pPr>
-      <w:bookmarkStart w:id="27" w:name="_Toc226131566"/>
+      <w:bookmarkStart w:id="27" w:name="_Toc226132107"/>
       <w:r>
         <w:t>Physics module</w:t>
       </w:r>
@@ -10450,7 +10457,7 @@
         <w:pStyle w:val="Heading3"/>
         <w:jc w:val="both"/>
       </w:pPr>
-      <w:bookmarkStart w:id="28" w:name="_Toc226131567"/>
+      <w:bookmarkStart w:id="28" w:name="_Toc226132108"/>
       <w:r>
         <w:t>Speaker module</w:t>
       </w:r>
@@ -10472,7 +10479,7 @@
         <w:pStyle w:val="Heading3"/>
         <w:jc w:val="both"/>
       </w:pPr>
-      <w:bookmarkStart w:id="29" w:name="_Toc226131568"/>
+      <w:bookmarkStart w:id="29" w:name="_Toc226132109"/>
       <w:r>
         <w:t>GUI module</w:t>
       </w:r>
@@ -10558,7 +10565,7 @@
       <w:pPr>
         <w:pStyle w:val="Heading2"/>
       </w:pPr>
-      <w:bookmarkStart w:id="30" w:name="_Toc226131569"/>
+      <w:bookmarkStart w:id="30" w:name="_Toc226132110"/>
       <w:r>
         <w:t xml:space="preserve">5.2 </w:t>
       </w:r>
@@ -11078,7 +11085,7 @@
           <w:szCs w:val="32"/>
         </w:rPr>
       </w:pPr>
-      <w:bookmarkStart w:id="31" w:name="_Toc226131570"/>
+      <w:bookmarkStart w:id="31" w:name="_Toc226132111"/>
       <w:r>
         <w:rPr>
           <w:sz w:val="32"/>
@@ -11142,7 +11149,7 @@
         <w:t>s usage in low frequency events involving diffraction. But, despite these limitations, the system does provide a practical and computationally efficient tool for visualising acoustic behaviour in an enclosed space.</w:t>
       </w:r>
     </w:p>
-    <w:bookmarkStart w:id="32" w:name="_Toc226131571"/>
+    <w:bookmarkStart w:id="32" w:name="_Toc226132112"/>
     <w:p>
       <w:pPr>
         <w:pStyle w:val="Heading2"/>
@@ -13393,7 +13400,7 @@
       <w:pPr>
         <w:pStyle w:val="Heading1"/>
       </w:pPr>
-      <w:bookmarkStart w:id="33" w:name="_Toc226131572"/>
+      <w:bookmarkStart w:id="33" w:name="_Toc226132113"/>
       <w:r>
         <w:t>Project Evaluatio</w:t>
       </w:r>
@@ -13414,7 +13421,6 @@
           <w:type w:val="continuous"/>
           <w:pgSz w:w="11906" w:h="16838"/>
           <w:pgMar w:top="1440" w:right="1440" w:bottom="1440" w:left="1440" w:header="708" w:footer="708" w:gutter="0"/>
-          <w:pgNumType w:start="0"/>
           <w:cols w:space="708"/>
           <w:titlePg/>
           <w:docGrid w:linePitch="360"/>
@@ -13432,7 +13438,7 @@
           <w:szCs w:val="40"/>
         </w:rPr>
       </w:pPr>
-      <w:bookmarkStart w:id="34" w:name="_Toc226131573"/>
+      <w:bookmarkStart w:id="34" w:name="_Toc226132114"/>
       <w:r>
         <w:rPr>
           <w:sz w:val="28"/>
@@ -13471,7 +13477,7 @@
         <w:spacing w:after="0" w:afterAutospacing="0"/>
         <w:jc w:val="both"/>
       </w:pPr>
-      <w:bookmarkStart w:id="35" w:name="_Toc226131574"/>
+      <w:bookmarkStart w:id="35" w:name="_Toc226132115"/>
       <w:r>
         <w:rPr>
           <w:sz w:val="28"/>
@@ -13569,7 +13575,7 @@
           <w:szCs w:val="28"/>
         </w:rPr>
       </w:pPr>
-      <w:bookmarkStart w:id="36" w:name="_Toc226131575"/>
+      <w:bookmarkStart w:id="36" w:name="_Toc226132116"/>
       <w:r>
         <w:rPr>
           <w:sz w:val="28"/>
@@ -13683,7 +13689,7 @@
           <w:szCs w:val="28"/>
         </w:rPr>
       </w:pPr>
-      <w:bookmarkStart w:id="37" w:name="_Toc226131576"/>
+      <w:bookmarkStart w:id="37" w:name="_Toc226132117"/>
       <w:r>
         <w:rPr>
           <w:sz w:val="28"/>
@@ -13757,7 +13763,7 @@
           <w:szCs w:val="28"/>
         </w:rPr>
       </w:pPr>
-      <w:bookmarkStart w:id="38" w:name="_Toc226131577"/>
+      <w:bookmarkStart w:id="38" w:name="_Toc226132118"/>
       <w:r>
         <w:rPr>
           <w:sz w:val="28"/>
@@ -13806,7 +13812,7 @@
           <w:szCs w:val="28"/>
         </w:rPr>
       </w:pPr>
-      <w:bookmarkStart w:id="39" w:name="_Toc226131578"/>
+      <w:bookmarkStart w:id="39" w:name="_Toc226132119"/>
       <w:r>
         <w:rPr>
           <w:sz w:val="28"/>
@@ -13841,7 +13847,7 @@
           <w:szCs w:val="28"/>
         </w:rPr>
       </w:pPr>
-      <w:bookmarkStart w:id="40" w:name="_Toc226131579"/>
+      <w:bookmarkStart w:id="40" w:name="_Toc226132120"/>
       <w:r>
         <w:rPr>
           <w:sz w:val="28"/>
@@ -13916,7 +13922,6 @@
           <w:type w:val="continuous"/>
           <w:pgSz w:w="11906" w:h="16838"/>
           <w:pgMar w:top="1440" w:right="1440" w:bottom="1440" w:left="1440" w:header="708" w:footer="708" w:gutter="0"/>
-          <w:pgNumType w:start="0"/>
           <w:cols w:num="2" w:space="522"/>
           <w:titlePg/>
           <w:docGrid w:linePitch="360"/>
@@ -13940,7 +13945,7 @@
       <w:pPr>
         <w:pStyle w:val="Heading1"/>
       </w:pPr>
-      <w:bookmarkStart w:id="41" w:name="_Toc226131580"/>
+      <w:bookmarkStart w:id="41" w:name="_Toc226132121"/>
       <w:r>
         <w:t>Glossary</w:t>
       </w:r>
@@ -14712,7 +14717,7 @@
       <w:pPr>
         <w:pStyle w:val="Heading1"/>
       </w:pPr>
-      <w:bookmarkStart w:id="42" w:name="_Toc226131581"/>
+      <w:bookmarkStart w:id="42" w:name="_Toc226132122"/>
       <w:r>
         <w:t>References / Bibliography</w:t>
       </w:r>
@@ -14820,7 +14825,7 @@
       <w:pPr>
         <w:pStyle w:val="Heading1"/>
       </w:pPr>
-      <w:bookmarkStart w:id="43" w:name="_Toc226131582"/>
+      <w:bookmarkStart w:id="43" w:name="_Toc226132123"/>
       <w:r>
         <w:lastRenderedPageBreak/>
         <w:t>Appendi</w:t>
@@ -14854,11 +14859,11 @@
         <w:pStyle w:val="Heading1"/>
       </w:pPr>
     </w:p>
-    <w:bookmarkStart w:id="44" w:name="_Toc226131583"/>
     <w:p>
       <w:pPr>
         <w:pStyle w:val="Heading1"/>
       </w:pPr>
+      <w:bookmarkStart w:id="44" w:name="_Toc226132124"/>
       <w:r>
         <w:rPr>
           <w:noProof/>
@@ -15022,7 +15027,7 @@
                       <w:pPr>
                         <w:jc w:val="center"/>
                       </w:pPr>
-                      <w:hyperlink r:id="rId33" w:history="1">
+                      <w:hyperlink r:id="rId29" w:history="1">
                         <w:r>
                           <w:rPr>
                             <w:rStyle w:val="Hyperlink"/>
@@ -15282,7 +15287,7 @@
                     <pic:cNvPicPr/>
                   </pic:nvPicPr>
                   <pic:blipFill>
-                    <a:blip r:embed="rId34">
+                    <a:blip r:embed="rId30">
                       <a:extLst>
                         <a:ext uri="{28A0092B-C50C-407E-A947-70E740481C1C}">
                           <a14:useLocalDpi xmlns:a14="http://schemas.microsoft.com/office/drawing/2010/main" val="0"/>
@@ -15541,7 +15546,7 @@
                     <pic:cNvPicPr/>
                   </pic:nvPicPr>
                   <pic:blipFill>
-                    <a:blip r:embed="rId35">
+                    <a:blip r:embed="rId31">
                       <a:extLst>
                         <a:ext uri="{28A0092B-C50C-407E-A947-70E740481C1C}">
                           <a14:useLocalDpi xmlns:a14="http://schemas.microsoft.com/office/drawing/2010/main" val="0"/>
@@ -15837,7 +15842,7 @@
                     <pic:cNvPicPr/>
                   </pic:nvPicPr>
                   <pic:blipFill>
-                    <a:blip r:embed="rId36">
+                    <a:blip r:embed="rId32">
                       <a:extLst>
                         <a:ext uri="{28A0092B-C50C-407E-A947-70E740481C1C}">
                           <a14:useLocalDpi xmlns:a14="http://schemas.microsoft.com/office/drawing/2010/main" val="0"/>
@@ -16139,7 +16144,7 @@
                     <pic:cNvPicPr/>
                   </pic:nvPicPr>
                   <pic:blipFill>
-                    <a:blip r:embed="rId37">
+                    <a:blip r:embed="rId33">
                       <a:extLst>
                         <a:ext uri="{28A0092B-C50C-407E-A947-70E740481C1C}">
                           <a14:useLocalDpi xmlns:a14="http://schemas.microsoft.com/office/drawing/2010/main" val="0"/>
@@ -16346,7 +16351,7 @@
                     <pic:cNvPicPr/>
                   </pic:nvPicPr>
                   <pic:blipFill>
-                    <a:blip r:embed="rId38">
+                    <a:blip r:embed="rId34">
                       <a:extLst>
                         <a:ext uri="{28A0092B-C50C-407E-A947-70E740481C1C}">
                           <a14:useLocalDpi xmlns:a14="http://schemas.microsoft.com/office/drawing/2010/main" val="0"/>
@@ -16382,7 +16387,7 @@
       <w:pPr>
         <w:pStyle w:val="Heading1"/>
       </w:pPr>
-      <w:bookmarkStart w:id="45" w:name="_Toc226131584"/>
+      <w:bookmarkStart w:id="45" w:name="_Toc226132125"/>
       <w:r>
         <w:t>Appendix B: full and final program</w:t>
       </w:r>
@@ -27170,7 +27175,6 @@
       <w:type w:val="continuous"/>
       <w:pgSz w:w="11906" w:h="16838"/>
       <w:pgMar w:top="1440" w:right="1440" w:bottom="1440" w:left="1440" w:header="708" w:footer="708" w:gutter="0"/>
-      <w:pgNumType w:start="0"/>
       <w:cols w:space="708"/>
       <w:titlePg/>
       <w:docGrid w:linePitch="360"/>
@@ -27208,7 +27212,7 @@
 <w:ftr xmlns:wpc="http://schemas.microsoft.com/office/word/2010/wordprocessingCanvas" xmlns:cx="http://schemas.microsoft.com/office/drawing/2014/chartex" xmlns:cx1="http://schemas.microsoft.com/office/drawing/2015/9/8/chartex" xmlns:cx2="http://schemas.microsoft.com/office/drawing/2015/10/21/chartex" xmlns:cx3="http://schemas.microsoft.com/office/drawing/2016/5/9/chartex" xmlns:cx4="http://schemas.microsoft.com/office/drawing/2016/5/10/chartex" xmlns:cx5="http://schemas.microsoft.com/office/drawing/2016/5/11/chartex" xmlns:cx6="http://schemas.microsoft.com/office/drawing/2016/5/12/chartex" xmlns:cx7="http://schemas.microsoft.com/office/drawing/2016/5/13/chartex" xmlns:cx8="http://schemas.microsoft.com/office/drawing/2016/5/14/chartex" xmlns:mc="http://schemas.openxmlformats.org/markup-compatibility/2006" xmlns:aink="http://schemas.microsoft.com/office/drawing/2016/ink" xmlns:am3d="http://schemas.microsoft.com/office/drawing/2017/model3d" xmlns:o="urn:schemas-microsoft-com:office:office" xmlns:oel="http://schemas.microsoft.com/office/2019/extlst" xmlns:r="http://schemas.openxmlformats.org/officeDocument/2006/relationships" xmlns:m="http://schemas.openxmlformats.org/officeDocument/2006/math" xmlns:v="urn:schemas-microsoft-com:vml" xmlns:wp14="http://schemas.microsoft.com/office/word/2010/wordprocessingDrawing" xmlns:wp="http://schemas.openxmlformats.org/drawingml/2006/wordprocessingDrawing" xmlns:w10="urn:schemas-microsoft-com:office:word" xmlns:w="http://schemas.openxmlformats.org/wordprocessingml/2006/main" xmlns:w14="http://schemas.microsoft.com/office/word/2010/wordml" xmlns:w15="http://schemas.microsoft.com/office/word/2012/wordml" xmlns:w16cex="http://schemas.microsoft.com/office/word/2018/wordml/cex" xmlns:w16cid="http://schemas.microsoft.com/office/word/2016/wordml/cid" xmlns:w16="http://schemas.microsoft.com/office/word/2018/wordml" xmlns:w16du="http://schemas.microsoft.com/office/word/2023/wordml/word16du" xmlns:w16sdtdh="http://schemas.microsoft.com/office/word/2020/wordml/sdtdatahash" xmlns:w16sdtfl="http://schemas.microsoft.com/office/word/2024/wordml/sdtformatlock" xmlns:w16se="http://schemas.microsoft.com/office/word/2015/wordml/symex" xmlns:wpg="http://schemas.microsoft.com/office/word/2010/wordprocessingGroup" xmlns:wpi="http://schemas.microsoft.com/office/word/2010/wordprocessingInk" xmlns:wne="http://schemas.microsoft.com/office/word/2006/wordml" xmlns:wps="http://schemas.microsoft.com/office/word/2010/wordprocessingShape" mc:Ignorable="w14 w15 w16se w16cid w16 w16cex w16sdtdh w16sdtfl w16du wp14">
   <w:sdt>
     <w:sdtPr>
-      <w:id w:val="-1999264465"/>
+      <w:id w:val="160445617"/>
       <w:docPartObj>
         <w:docPartGallery w:val="Page Numbers (Bottom of Page)"/>
         <w:docPartUnique/>
@@ -27223,7 +27227,7 @@
       <w:p>
         <w:pPr>
           <w:pStyle w:val="Footer"/>
-          <w:jc w:val="right"/>
+          <w:jc w:val="center"/>
         </w:pPr>
         <w:r>
           <w:fldChar w:fldCharType="begin"/>
@@ -27252,6 +27256,7 @@
   <w:p>
     <w:pPr>
       <w:pStyle w:val="Footer"/>
+      <w:jc w:val="right"/>
     </w:pPr>
   </w:p>
 </w:ftr>
